--- a/dijital/dijital_tema-3-kim11.docx
+++ b/dijital/dijital_tema-3-kim11.docx
@@ -138,7 +138,7 @@
                 <w:rFonts w:ascii="Times New Roman" w:hAnsi="Times New Roman" w:cs="Times New Roman"/>
                 <w:lang w:val="tr-TR"/>
               </w:rPr>
-              <w:t xml:space="preserve">GÖRSEL ALANI (Shutterstock’tan seçilecek)</w:t>
+              <w:t xml:space="preserve">GÖRSEL ALANI (Shutterstock)</w:t>
             </w:r>
           </w:p>
           <w:p>
@@ -170,23 +170,7 @@
                 <w:rFonts w:ascii="Times New Roman" w:hAnsi="Times New Roman" w:cs="Times New Roman"/>
                 <w:lang w:val="tr-TR"/>
               </w:rPr>
-              <w:t xml:space="preserve">Shutterstock arama: “biohydrogen from food waste infographic”</w:t>
-            </w:r>
-          </w:p>
-          <w:p>
-            <w:pPr>
-              <w:jc w:val="both"/>
-              <w:rPr>
-                <w:rFonts w:ascii="Times New Roman" w:hAnsi="Times New Roman" w:cs="Times New Roman"/>
-                <w:lang w:val="tr-TR"/>
-              </w:rPr>
-            </w:pPr>
-            <w:r>
-              <w:rPr>
-                <w:rFonts w:ascii="Times New Roman" w:hAnsi="Times New Roman" w:cs="Times New Roman"/>
-                <w:lang w:val="tr-TR"/>
-              </w:rPr>
-              <w:t xml:space="preserve">Shutter ID: ……………</w:t>
+              <w:t xml:space="preserve">Shutter ID: 2253333735 (vektör) — Biofuel production from organic waste (H2 çıktısı olarak düzenlenecek)</w:t>
             </w:r>
           </w:p>
         </w:tc>
@@ -291,7 +275,7 @@
                 <w:rFonts w:ascii="Times New Roman" w:hAnsi="Times New Roman" w:cs="Times New Roman"/>
                 <w:lang w:val="tr-TR"/>
               </w:rPr>
-              <w:t xml:space="preserve">GÖRSEL ALANI (Shutterstock’tan seçilecek)</w:t>
+              <w:t xml:space="preserve">GÖRSEL ALANI (Shutterstock)</w:t>
             </w:r>
           </w:p>
           <w:p>
@@ -323,23 +307,7 @@
                 <w:rFonts w:ascii="Times New Roman" w:hAnsi="Times New Roman" w:cs="Times New Roman"/>
                 <w:lang w:val="tr-TR"/>
               </w:rPr>
-              <w:t xml:space="preserve">Shutterstock arama: “microplastic cycle food chain infographic”</w:t>
-            </w:r>
-          </w:p>
-          <w:p>
-            <w:pPr>
-              <w:jc w:val="both"/>
-              <w:rPr>
-                <w:rFonts w:ascii="Times New Roman" w:hAnsi="Times New Roman" w:cs="Times New Roman"/>
-                <w:lang w:val="tr-TR"/>
-              </w:rPr>
-            </w:pPr>
-            <w:r>
-              <w:rPr>
-                <w:rFonts w:ascii="Times New Roman" w:hAnsi="Times New Roman" w:cs="Times New Roman"/>
-                <w:lang w:val="tr-TR"/>
-              </w:rPr>
-              <w:t xml:space="preserve">Shutter ID: ……………</w:t>
+              <w:t xml:space="preserve">Shutter ID: 1950982039 (vektör) — Microplastic in food chain infographic</w:t>
             </w:r>
           </w:p>
         </w:tc>

--- a/dijital/dijital_tema-3-kim11.docx
+++ b/dijital/dijital_tema-3-kim11.docx
@@ -40,33 +40,6 @@
           <w:lang w:val="tr-TR"/>
         </w:rPr>
         <w:t xml:space="preserve">1.Bölüm: Nanoteknoloji ve Sürdürülebilirlik</w:t>
-      </w:r>
-    </w:p>
-    <w:p>
-      <w:pPr>
-        <w:jc w:val="both"/>
-        <w:rPr>
-          <w:rFonts w:ascii="Times New Roman" w:hAnsi="Times New Roman" w:cs="Times New Roman"/>
-          <w:lang w:val="tr-TR"/>
-        </w:rPr>
-      </w:pPr>
-      <w:r>
-        <w:rPr>
-          <w:rFonts w:ascii="Times New Roman" w:hAnsi="Times New Roman" w:cs="Times New Roman"/>
-          <w:b/>
-          <w:bCs/>
-          <w:highlight w:val="yellow"/>
-          <w:lang w:val="tr-TR"/>
-        </w:rPr>
-        <w:t xml:space="preserve">NOT: </w:t>
-      </w:r>
-      <w:r>
-        <w:rPr>
-          <w:rFonts w:ascii="Times New Roman" w:hAnsi="Times New Roman" w:cs="Times New Roman"/>
-          <w:highlight w:val="yellow"/>
-          <w:lang w:val="tr-TR"/>
-        </w:rPr>
-        <w:t xml:space="preserve">Bu dosya Kimya10 dijital içerik formatında taslak olarak hazırlanmıştır. Bu yıl istenen “PDF’li soru” formatı netleşince yeniden düzenlenecek.</w:t>
       </w:r>
     </w:p>
     <w:p>
@@ -1410,6 +1383,42 @@
           <w:lang w:val="tr-TR"/>
         </w:rPr>
         <w:t xml:space="preserve">Videoda kesin sağlık zararı iddiası yer almasın; “araştırmalar sürmektedir” ifadesi korunsun. Sayısal kirlilik verisi kullanılacaksa resmî kaynak (UNEP, OECD vb.) künyesiyle verilsin.</w:t>
+      </w:r>
+    </w:p>
+    <w:p>
+      <w:pPr>
+        <w:jc w:val="both"/>
+        <w:rPr>
+          <w:rFonts w:ascii="Times New Roman" w:hAnsi="Times New Roman" w:cs="Times New Roman"/>
+          <w:b/>
+          <w:bCs/>
+          <w:lang w:val="tr-TR"/>
+        </w:rPr>
+      </w:pPr>
+      <w:r>
+        <w:rPr>
+          <w:rFonts w:ascii="Times New Roman" w:hAnsi="Times New Roman" w:cs="Times New Roman"/>
+          <w:b/>
+          <w:bCs/>
+          <w:lang w:val="tr-TR"/>
+        </w:rPr>
+        <w:t xml:space="preserve">ÜNİTE SONU DİJİTAL DEĞERLENDİRME SORULARI</w:t>
+      </w:r>
+    </w:p>
+    <w:p>
+      <w:pPr>
+        <w:jc w:val="both"/>
+        <w:rPr>
+          <w:rFonts w:ascii="Times New Roman" w:hAnsi="Times New Roman" w:cs="Times New Roman"/>
+          <w:lang w:val="tr-TR"/>
+        </w:rPr>
+      </w:pPr>
+      <w:r>
+        <w:rPr>
+          <w:rFonts w:ascii="Times New Roman" w:hAnsi="Times New Roman" w:cs="Times New Roman"/>
+          <w:lang w:val="tr-TR"/>
+        </w:rPr>
+        <w:t xml:space="preserve">Ünite sonu dijital değerlendirme soruları kitaptaki ünite sonu soruları formatında ayrı dosyada hazırlanmıştır: dijital/Kim11_tema-3-dijital-unite-sonu-sorulari.docx. Yayınevi bu dosyayı PDF’e dönüştürecek; PDF’e ünite sonu sorularının bulunduğu sayfadaki karekodla erişilecektir.</w:t>
       </w:r>
     </w:p>
     <w:sectPr>

--- a/dijital/dijital_tema-3-kim11.docx
+++ b/dijital/dijital_tema-3-kim11.docx
@@ -212,7 +212,7 @@
           <w:rFonts w:ascii="Times New Roman" w:hAnsi="Times New Roman" w:cs="Times New Roman"/>
           <w:lang w:val="tr-TR"/>
         </w:rPr>
-        <w:t xml:space="preserve">Boyutu 5 mm’den küçük plastik parçacıklara mikroplastik, genellikle 1 µm’den küçük olanlara nanoplastik denir. Mikroplastikler ürünlere bilerek eklenebileceği gibi (birincil) büyük plastiklerin parçalanmasıyla da (ikincil) oluşur. Su, toprak, hava ve besin zincirinde bulunan mikroplastiklerin sağlık etkileri araştırılmaktadır. Tek kullanımlık plastiklerin azaltılması ve atıkların doğru yönetimi mikroplastik kirliliğini azaltır.</w:t>
+        <w:t xml:space="preserve">Boyutu 5 mm’den küçük plastik parçacıklara mikroplastik, genellikle 100 nm’den küçük olanlara nanoplastik denir. Mikroplastikler doğrudan küçük boyutta üretilebileceği ya da kullanım sırasında küçük parçacıklar hâlinde salınabileceği gibi (birincil) büyük plastiklerin parçalanmasıyla da (ikincil) oluşur. Su, toprak, hava ve besin zincirinde bulunan mikroplastiklerin sağlık etkileri araştırılmaktadır. Tek kullanımlık plastiklerin azaltılması ve atıkların doğru yönetimi mikroplastik kirliliğini azaltır.</w:t>
       </w:r>
     </w:p>
     <w:tbl>

--- a/dijital/dijital_tema-3-kim11.docx
+++ b/dijital/dijital_tema-3-kim11.docx
@@ -398,7 +398,7 @@
           <w:rFonts w:ascii="Times New Roman" w:hAnsi="Times New Roman" w:cs="Times New Roman"/>
           <w:lang w:val="tr-TR"/>
         </w:rPr>
-        <w:t xml:space="preserve">a) Evsel atıklardan fermantasyon yöntemi ile yeşil hidrojen enerjisi elde etme sürecini etkileyen faktörlere yönelik araştırma soruları belirler.</w:t>
+        <w:t xml:space="preserve">a. Evsel atıklardan fermantasyon yöntemi ile yeşil hidrojen enerjisi elde etme sürecini etkileyen faktörlere yönelik araştırma soruları belirler.</w:t>
       </w:r>
     </w:p>
     <w:p>
@@ -414,7 +414,7 @@
           <w:rFonts w:ascii="Times New Roman" w:hAnsi="Times New Roman" w:cs="Times New Roman"/>
           <w:lang w:val="tr-TR"/>
         </w:rPr>
-        <w:t xml:space="preserve">b) Yeşil hidrojen enerjisi elde etmek üzere seçilen evsel atık türünün hidrojen gazı miktarının değişimine etkisine yönelik neden-sonuç ilişkilerini belirler.</w:t>
+        <w:t xml:space="preserve">b. Yeşil hidrojen enerjisi elde etmek üzere seçilen evsel atık türünün hidrojen gazı miktarının değişimine etkisine yönelik neden-sonuç ilişkilerini belirler.</w:t>
       </w:r>
     </w:p>
     <w:p>
@@ -430,7 +430,7 @@
           <w:rFonts w:ascii="Times New Roman" w:hAnsi="Times New Roman" w:cs="Times New Roman"/>
           <w:lang w:val="tr-TR"/>
         </w:rPr>
-        <w:t xml:space="preserve">c) Neden-sonuç ilişkilerini araştırabilmek için yeşil hidrojen gazı eldesine yönelik bağımlı-bağımsız değişkenleri ve kontrol değişkenlerini belirler.</w:t>
+        <w:t xml:space="preserve">c. Neden-sonuç ilişkilerini araştırabilmek için yeşil hidrojen gazı eldesine yönelik bağımlı-bağımsız değişkenleri ve kontrol değişkenlerini belirler.</w:t>
       </w:r>
     </w:p>
     <w:p>
@@ -446,7 +446,7 @@
           <w:rFonts w:ascii="Times New Roman" w:hAnsi="Times New Roman" w:cs="Times New Roman"/>
           <w:lang w:val="tr-TR"/>
         </w:rPr>
-        <w:t xml:space="preserve">ç) Değişkenler arasındaki ilişkiyi belirlemek üzere deneyler yapar.</w:t>
+        <w:t xml:space="preserve">ç. Değişkenler arasındaki ilişkiyi belirlemek üzere deneyler yapar.</w:t>
       </w:r>
     </w:p>
     <w:p>
@@ -462,7 +462,7 @@
           <w:rFonts w:ascii="Times New Roman" w:hAnsi="Times New Roman" w:cs="Times New Roman"/>
           <w:lang w:val="tr-TR"/>
         </w:rPr>
-        <w:t xml:space="preserve">d) Hidrojen gazı miktarının değişimine neden olan faktörlere yönelik önermeler sunar.</w:t>
+        <w:t xml:space="preserve">d. Hidrojen gazı miktarının değişimine neden olan faktörlere yönelik önermeler sunar.</w:t>
       </w:r>
     </w:p>
     <w:p>
@@ -498,7 +498,7 @@
           <w:rFonts w:ascii="Times New Roman" w:hAnsi="Times New Roman" w:cs="Times New Roman"/>
           <w:lang w:val="tr-TR"/>
         </w:rPr>
-        <w:t xml:space="preserve">a) Nanoteknolojik ürünlerin potansiyel faydalarını ve olası zararlarını sorgular.</w:t>
+        <w:t xml:space="preserve">a. Nanoteknolojik ürünlerin potansiyel faydalarını ve olası zararlarını sorgular.</w:t>
       </w:r>
     </w:p>
     <w:p>
@@ -514,7 +514,7 @@
           <w:rFonts w:ascii="Times New Roman" w:hAnsi="Times New Roman" w:cs="Times New Roman"/>
           <w:lang w:val="tr-TR"/>
         </w:rPr>
-        <w:t xml:space="preserve">b) Sağlık, etik, güvenlik ve sürdürülebilirlik açılarından nanoteknolojik ürünlerin etkileri hakkında akıl yürütür.</w:t>
+        <w:t xml:space="preserve">b. Sağlık, etik, güvenlik ve sürdürülebilirlik açılarından nanoteknolojik ürünlerin etkileri hakkında akıl yürütür.</w:t>
       </w:r>
     </w:p>
     <w:p>
@@ -530,7 +530,7 @@
           <w:rFonts w:ascii="Times New Roman" w:hAnsi="Times New Roman" w:cs="Times New Roman"/>
           <w:lang w:val="tr-TR"/>
         </w:rPr>
-        <w:t xml:space="preserve">c) Akıl yürütmeyle ulaştığı çıkarımları yansıtır.</w:t>
+        <w:t xml:space="preserve">c. Akıl yürütmeyle ulaştığı çıkarımları yansıtır.</w:t>
       </w:r>
     </w:p>
     <w:p>
@@ -566,7 +566,7 @@
           <w:rFonts w:ascii="Times New Roman" w:hAnsi="Times New Roman" w:cs="Times New Roman"/>
           <w:lang w:val="tr-TR"/>
         </w:rPr>
-        <w:t xml:space="preserve">a) Mikroplastik ve nanoplastiklerin etkilerine ilişkin merak ettiği konuyu tanımlar.</w:t>
+        <w:t xml:space="preserve">a. Mikroplastik ve nanoplastiklerin etkilerine ilişkin merak ettiği konuyu tanımlar.</w:t>
       </w:r>
     </w:p>
     <w:p>
@@ -582,7 +582,7 @@
           <w:rFonts w:ascii="Times New Roman" w:hAnsi="Times New Roman" w:cs="Times New Roman"/>
           <w:lang w:val="tr-TR"/>
         </w:rPr>
-        <w:t xml:space="preserve">b) Mikroplastik ve nanoplastiklerin çevre, sağlık, gıda, enerji, malzeme bilimi, kozmetik ve kişisel bakıma etkileri hakkında araştırma soruları sorar.</w:t>
+        <w:t xml:space="preserve">b. Mikroplastik ve nanoplastiklerin çevre, sağlık, gıda, enerji, malzeme bilimi, kozmetik ve kişisel bakıma etkileri hakkında araştırma soruları sorar.</w:t>
       </w:r>
     </w:p>
     <w:p>
@@ -598,7 +598,7 @@
           <w:rFonts w:ascii="Times New Roman" w:hAnsi="Times New Roman" w:cs="Times New Roman"/>
           <w:lang w:val="tr-TR"/>
         </w:rPr>
-        <w:t xml:space="preserve">c) Mikroplastik ve nanoplastiklerin çevre, sağlık, gıda, enerji, malzeme bilimi, kozmetik ve kişisel bakıma etkileri hakkında bilgi toplar.</w:t>
+        <w:t xml:space="preserve">c. Mikroplastik ve nanoplastiklerin çevre, sağlık, gıda, enerji, malzeme bilimi, kozmetik ve kişisel bakıma etkileri hakkında bilgi toplar.</w:t>
       </w:r>
     </w:p>
     <w:p>
@@ -614,7 +614,7 @@
           <w:rFonts w:ascii="Times New Roman" w:hAnsi="Times New Roman" w:cs="Times New Roman"/>
           <w:lang w:val="tr-TR"/>
         </w:rPr>
-        <w:t xml:space="preserve">ç) Topladığı bilgilerin doğruluğunu değerlendirir.</w:t>
+        <w:t xml:space="preserve">ç. Topladığı bilgilerin doğruluğunu değerlendirir.</w:t>
       </w:r>
     </w:p>
     <w:p>
@@ -630,7 +630,7 @@
           <w:rFonts w:ascii="Times New Roman" w:hAnsi="Times New Roman" w:cs="Times New Roman"/>
           <w:lang w:val="tr-TR"/>
         </w:rPr>
-        <w:t xml:space="preserve">d) Topladığı bilgileri kullanarak mikroplastik ve nanoplastiklerin çevre, sağlık, gıda, enerji, malzeme bilimi, kozmetik ve kişisel bakıma etkilerine ilişkin çıkarımlar yapar.</w:t>
+        <w:t xml:space="preserve">d. Topladığı bilgileri kullanarak mikroplastik ve nanoplastiklerin çevre, sağlık, gıda, enerji, malzeme bilimi, kozmetik ve kişisel bakıma etkilerine ilişkin çıkarımlar yapar.</w:t>
       </w:r>
     </w:p>
     <w:p>

--- a/dijital/dijital_tema-3-kim11.docx
+++ b/dijital/dijital_tema-3-kim11.docx
@@ -249,6 +249,45 @@
                 <w:lang w:val="tr-TR"/>
               </w:rPr>
               <w:t xml:space="preserve">GÖRSEL ALANI (Shutterstock)</w:t>
+            </w:r>
+          </w:p>
+          <w:p>
+            <w:pPr>
+              <w:jc w:val="center"/>
+            </w:pPr>
+            <w:r>
+              <w:drawing>
+                <wp:inline xmlns:a="http://schemas.openxmlformats.org/drawingml/2006/main" xmlns:pic="http://schemas.openxmlformats.org/drawingml/2006/picture">
+                  <wp:extent cx="2825112" cy="2520000"/>
+                  <wp:docPr id="1" name="Picture 1"/>
+                  <wp:cNvGraphicFramePr>
+                    <a:graphicFrameLocks noChangeAspect="1"/>
+                  </wp:cNvGraphicFramePr>
+                  <a:graphic>
+                    <a:graphicData uri="http://schemas.openxmlformats.org/drawingml/2006/picture">
+                      <pic:pic>
+                        <pic:nvPicPr>
+                          <pic:cNvPr id="0" name="1950982039_d.jpg"/>
+                          <pic:cNvPicPr/>
+                        </pic:nvPicPr>
+                        <pic:blipFill>
+                          <a:blip r:embed="rId11"/>
+                          <a:stretch>
+                            <a:fillRect/>
+                          </a:stretch>
+                        </pic:blipFill>
+                        <pic:spPr>
+                          <a:xfrm>
+                            <a:off x="0" y="0"/>
+                            <a:ext cx="2825112" cy="2520000"/>
+                          </a:xfrm>
+                          <a:prstGeom prst="rect"/>
+                        </pic:spPr>
+                      </pic:pic>
+                    </a:graphicData>
+                  </a:graphic>
+                </wp:inline>
+              </w:drawing>
             </w:r>
           </w:p>
           <w:p>

--- a/dijital/dijital_tema-3-kim11.docx
+++ b/dijital/dijital_tema-3-kim11.docx
@@ -215,124 +215,59 @@
         <w:t xml:space="preserve">Boyutu 5 mm’den küçük plastik parçacıklara mikroplastik, genellikle 100 nm’den küçük olanlara nanoplastik denir. Mikroplastikler doğrudan küçük boyutta üretilebileceği ya da kullanım sırasında küçük parçacıklar hâlinde salınabileceği gibi (birincil) büyük plastiklerin parçalanmasıyla da (ikincil) oluşur. Su, toprak, hava ve besin zincirinde bulunan mikroplastiklerin sağlık etkileri araştırılmaktadır. Tek kullanımlık plastiklerin azaltılması ve atıkların doğru yönetimi mikroplastik kirliliğini azaltır.</w:t>
       </w:r>
     </w:p>
-    <w:tbl>
-      <w:tblPr>
-        <w:tblW w:w="9000" w:type="dxa"/>
+    <w:p>
+      <w:pPr>
         <w:jc w:val="center"/>
-        <w:tblBorders>
-          <w:top w:val="single" w:sz="8" w:space="0" w:color="7F7F7F"/>
-          <w:left w:val="single" w:sz="8" w:space="0" w:color="7F7F7F"/>
-          <w:bottom w:val="single" w:sz="8" w:space="0" w:color="7F7F7F"/>
-          <w:right w:val="single" w:sz="8" w:space="0" w:color="7F7F7F"/>
-        </w:tblBorders>
-      </w:tblPr>
-      <w:tblGrid>
-        <w:gridCol w:w="9000"/>
-      </w:tblGrid>
-      <w:tr>
-        <w:tc>
-          <w:tcPr>
-            <w:tcW w:w="9000" w:type="dxa"/>
-            <w:shd w:val="clear" w:color="auto" w:fill="EDEDED"/>
-          </w:tcPr>
-          <w:p>
-            <w:pPr>
-              <w:jc w:val="both"/>
-              <w:rPr>
-                <w:rFonts w:ascii="Times New Roman" w:hAnsi="Times New Roman" w:cs="Times New Roman"/>
-                <w:lang w:val="tr-TR"/>
-              </w:rPr>
-            </w:pPr>
-            <w:r>
-              <w:rPr>
-                <w:rFonts w:ascii="Times New Roman" w:hAnsi="Times New Roman" w:cs="Times New Roman"/>
-                <w:lang w:val="tr-TR"/>
-              </w:rPr>
-              <w:t xml:space="preserve">GÖRSEL ALANI (Shutterstock)</w:t>
-            </w:r>
-          </w:p>
-          <w:p>
-            <w:pPr>
-              <w:jc w:val="center"/>
-            </w:pPr>
-            <w:r>
-              <w:drawing>
-                <wp:inline xmlns:a="http://schemas.openxmlformats.org/drawingml/2006/main" xmlns:pic="http://schemas.openxmlformats.org/drawingml/2006/picture">
-                  <wp:extent cx="2825112" cy="2520000"/>
-                  <wp:docPr id="1" name="Picture 1"/>
-                  <wp:cNvGraphicFramePr>
-                    <a:graphicFrameLocks noChangeAspect="1"/>
-                  </wp:cNvGraphicFramePr>
-                  <a:graphic>
-                    <a:graphicData uri="http://schemas.openxmlformats.org/drawingml/2006/picture">
-                      <pic:pic>
-                        <pic:nvPicPr>
-                          <pic:cNvPr id="0" name="1950982039_d.jpg"/>
-                          <pic:cNvPicPr/>
-                        </pic:nvPicPr>
-                        <pic:blipFill>
-                          <a:blip r:embed="rId11"/>
-                          <a:stretch>
-                            <a:fillRect/>
-                          </a:stretch>
-                        </pic:blipFill>
-                        <pic:spPr>
-                          <a:xfrm>
-                            <a:off x="0" y="0"/>
-                            <a:ext cx="2825112" cy="2520000"/>
-                          </a:xfrm>
-                          <a:prstGeom prst="rect"/>
-                        </pic:spPr>
-                      </pic:pic>
-                    </a:graphicData>
-                  </a:graphic>
-                </wp:inline>
-              </w:drawing>
-            </w:r>
-          </w:p>
-          <w:p>
-            <w:pPr>
-              <w:jc w:val="both"/>
-              <w:rPr>
-                <w:rFonts w:ascii="Times New Roman" w:hAnsi="Times New Roman" w:cs="Times New Roman"/>
-                <w:lang w:val="tr-TR"/>
-              </w:rPr>
-            </w:pPr>
-            <w:r>
-              <w:rPr>
-                <w:rFonts w:ascii="Times New Roman" w:hAnsi="Times New Roman" w:cs="Times New Roman"/>
-                <w:lang w:val="tr-TR"/>
-              </w:rPr>
-              <w:t xml:space="preserve">Tarif: Plastik atığın denize ulaşması, parçalanması, balıklar tarafından yutulması ve sofraya dönmesini gösteren döngü infografiği (vektörel, Türkçeleştirilecek).</w:t>
-            </w:r>
-          </w:p>
-          <w:p>
-            <w:pPr>
-              <w:jc w:val="both"/>
-              <w:rPr>
-                <w:rFonts w:ascii="Times New Roman" w:hAnsi="Times New Roman" w:cs="Times New Roman"/>
-                <w:lang w:val="tr-TR"/>
-              </w:rPr>
-            </w:pPr>
-            <w:r>
-              <w:rPr>
-                <w:rFonts w:ascii="Times New Roman" w:hAnsi="Times New Roman" w:cs="Times New Roman"/>
-                <w:lang w:val="tr-TR"/>
-              </w:rPr>
-              <w:t xml:space="preserve">Shutter ID: 1950982039 (vektör) — Microplastic in food chain infographic</w:t>
-            </w:r>
-          </w:p>
-        </w:tc>
-      </w:tr>
-    </w:tbl>
+      </w:pPr>
+      <w:r>
+        <w:drawing>
+          <wp:inline xmlns:a="http://schemas.openxmlformats.org/drawingml/2006/main" xmlns:pic="http://schemas.openxmlformats.org/drawingml/2006/picture">
+            <wp:extent cx="2825112" cy="2520000"/>
+            <wp:docPr id="1" name="Picture 1"/>
+            <wp:cNvGraphicFramePr>
+              <a:graphicFrameLocks noChangeAspect="1"/>
+            </wp:cNvGraphicFramePr>
+            <a:graphic>
+              <a:graphicData uri="http://schemas.openxmlformats.org/drawingml/2006/picture">
+                <pic:pic>
+                  <pic:nvPicPr>
+                    <pic:cNvPr id="0" name="1950982039_d.jpg"/>
+                    <pic:cNvPicPr/>
+                  </pic:nvPicPr>
+                  <pic:blipFill>
+                    <a:blip r:embed="rId11"/>
+                    <a:stretch>
+                      <a:fillRect/>
+                    </a:stretch>
+                  </pic:blipFill>
+                  <pic:spPr>
+                    <a:xfrm>
+                      <a:off x="0" y="0"/>
+                      <a:ext cx="2825112" cy="2520000"/>
+                    </a:xfrm>
+                    <a:prstGeom prst="rect"/>
+                  </pic:spPr>
+                </pic:pic>
+              </a:graphicData>
+            </a:graphic>
+          </wp:inline>
+        </w:drawing>
+      </w:r>
+    </w:p>
     <w:p>
       <w:pPr>
-        <w:jc w:val="both"/>
-        <w:rPr>
-          <w:rFonts w:ascii="Times New Roman" w:hAnsi="Times New Roman" w:cs="Times New Roman"/>
-          <w:lang w:val="tr-TR"/>
-        </w:rPr>
-      </w:pPr>
+        <w:jc w:val="center"/>
+      </w:pPr>
+      <w:r>
+        <w:rPr>
+          <w:rFonts w:ascii="Times New Roman" w:hAnsi="Times New Roman" w:cs="Times New Roman"/>
+          <w:b/>
+          <w:bCs/>
+          <w:highlight w:val="yellow"/>
+          <w:lang w:val="tr-TR"/>
+        </w:rPr>
+        <w:t xml:space="preserve">Shutter id: 1950982039</w:t>
+      </w:r>
     </w:p>
     <w:p>
       <w:pPr>

--- a/dijital/dijital_tema-3-kim11.docx
+++ b/dijital/dijital_tema-3-kim11.docx
@@ -150,6 +150,26 @@
       </w:tr>
     </w:tbl>
     <w:p>
+      <w:r>
+        <w:rPr>
+          <w:rFonts w:ascii="Times New Roman" w:hAnsi="Times New Roman" w:cs="Times New Roman"/>
+          <w:b/>
+          <w:highlight w:val="yellow"/>
+          <w:lang w:val="tr-TR"/>
+        </w:rPr>
+        <w:t xml:space="preserve">NOT: </w:t>
+      </w:r>
+      <w:r>
+        <w:rPr>
+          <w:rFonts w:ascii="Times New Roman" w:hAnsi="Times New Roman" w:cs="Times New Roman"/>
+          <w:b w:val="0"/>
+          <w:highlight w:val="yellow"/>
+          <w:lang w:val="tr-TR"/>
+        </w:rPr>
+        <w:t>Görseldeki İngilizce yazılar Türkçeye çevrilecek: BIOFUEL PRODUCTION: Biyoyakıt üretimi; Biomass: Biyokütle; Processing Plant: İşleme tesisi; Heat and Electricity: Isı ve elektrik; Organic Waste &amp; Byproducts: Organik atıklar ve yan ürünler; Biofuel: Biyoyakıt.</w:t>
+      </w:r>
+    </w:p>
+    <w:p>
       <w:pPr>
         <w:jc w:val="both"/>
         <w:rPr>
@@ -267,6 +287,26 @@
           <w:lang w:val="tr-TR"/>
         </w:rPr>
         <w:t xml:space="preserve">Shutter id: 1950982039</w:t>
+      </w:r>
+    </w:p>
+    <w:p>
+      <w:r>
+        <w:rPr>
+          <w:rFonts w:ascii="Times New Roman" w:hAnsi="Times New Roman" w:cs="Times New Roman"/>
+          <w:b/>
+          <w:highlight w:val="yellow"/>
+          <w:lang w:val="tr-TR"/>
+        </w:rPr>
+        <w:t xml:space="preserve">NOT: </w:t>
+      </w:r>
+      <w:r>
+        <w:rPr>
+          <w:rFonts w:ascii="Times New Roman" w:hAnsi="Times New Roman" w:cs="Times New Roman"/>
+          <w:b w:val="0"/>
+          <w:highlight w:val="yellow"/>
+          <w:lang w:val="tr-TR"/>
+        </w:rPr>
+        <w:t>Görseldeki İngilizce yazılar Türkçeye çevrilecek: MICROPLASTIC IN FOOD CHAIN: Besin zincirinde mikroplastik.</w:t>
       </w:r>
     </w:p>
     <w:p>

--- a/dijital/dijital_tema-3-kim11.docx
+++ b/dijital/dijital_tema-3-kim11.docx
@@ -78,77 +78,60 @@
         <w:t xml:space="preserve">Hidrojen yandığında yalnızca su oluşturan, birim kütle başına çok yüksek enerji veren bir enerji taşıyıcısıdır. Yenilenebilir kaynaklardan ve atıklardan elde edilen hidrojene yeşil hidrojen denir. Evsel organik atıklar, oksijensiz ve ışıksız ortamda bazı mikroorganizmalar tarafından fermantasyonla parçalanırken hidrojen gazı üretilebilir. Elde edilen hidrojen miktarı atığın türüne, miktarına, sıcaklığa, pH’a ve mikroorganizma türüne bağlıdır.</w:t>
       </w:r>
     </w:p>
-    <w:tbl>
-      <w:tblPr>
-        <w:tblW w:w="9000" w:type="dxa"/>
+    <w:p>
+      <w:pPr>
         <w:jc w:val="center"/>
-        <w:tblBorders>
-          <w:top w:val="single" w:sz="8" w:space="0" w:color="7F7F7F"/>
-          <w:left w:val="single" w:sz="8" w:space="0" w:color="7F7F7F"/>
-          <w:bottom w:val="single" w:sz="8" w:space="0" w:color="7F7F7F"/>
-          <w:right w:val="single" w:sz="8" w:space="0" w:color="7F7F7F"/>
-        </w:tblBorders>
-      </w:tblPr>
-      <w:tblGrid>
-        <w:gridCol w:w="9000"/>
-      </w:tblGrid>
-      <w:tr>
-        <w:tc>
-          <w:tcPr>
-            <w:tcW w:w="9000" w:type="dxa"/>
-            <w:shd w:val="clear" w:color="auto" w:fill="EDEDED"/>
-          </w:tcPr>
-          <w:p>
-            <w:pPr>
-              <w:jc w:val="both"/>
-              <w:rPr>
-                <w:rFonts w:ascii="Times New Roman" w:hAnsi="Times New Roman" w:cs="Times New Roman"/>
-                <w:lang w:val="tr-TR"/>
-              </w:rPr>
-            </w:pPr>
-            <w:r>
-              <w:rPr>
-                <w:rFonts w:ascii="Times New Roman" w:hAnsi="Times New Roman" w:cs="Times New Roman"/>
-                <w:lang w:val="tr-TR"/>
-              </w:rPr>
-              <w:t xml:space="preserve">GÖRSEL ALANI (Shutterstock)</w:t>
-            </w:r>
-          </w:p>
-          <w:p>
-            <w:pPr>
-              <w:jc w:val="both"/>
-              <w:rPr>
-                <w:rFonts w:ascii="Times New Roman" w:hAnsi="Times New Roman" w:cs="Times New Roman"/>
-                <w:lang w:val="tr-TR"/>
-              </w:rPr>
-            </w:pPr>
-            <w:r>
-              <w:rPr>
-                <w:rFonts w:ascii="Times New Roman" w:hAnsi="Times New Roman" w:cs="Times New Roman"/>
-                <w:lang w:val="tr-TR"/>
-              </w:rPr>
-              <w:t xml:space="preserve">Tarif: Organik atık → fermantasyon tankı → H₂ gazı → yakıt pili / araç akışını gösteren vektörel infografik.</w:t>
-            </w:r>
-          </w:p>
-          <w:p>
-            <w:pPr>
-              <w:jc w:val="both"/>
-              <w:rPr>
-                <w:rFonts w:ascii="Times New Roman" w:hAnsi="Times New Roman" w:cs="Times New Roman"/>
-                <w:lang w:val="tr-TR"/>
-              </w:rPr>
-            </w:pPr>
-            <w:r>
-              <w:rPr>
-                <w:rFonts w:ascii="Times New Roman" w:hAnsi="Times New Roman" w:cs="Times New Roman"/>
-                <w:lang w:val="tr-TR"/>
-              </w:rPr>
-              <w:t xml:space="preserve">Shutter ID: 2253333735 (vektör) — Biofuel production from organic waste (H2 çıktısı olarak düzenlenecek)</w:t>
-            </w:r>
-          </w:p>
-        </w:tc>
-      </w:tr>
-    </w:tbl>
+      </w:pPr>
+      <w:r>
+        <w:drawing>
+          <wp:inline xmlns:a="http://schemas.openxmlformats.org/drawingml/2006/main" xmlns:pic="http://schemas.openxmlformats.org/drawingml/2006/picture">
+            <wp:extent cx="2460937" cy="2519999"/>
+            <wp:docPr id="2" name="Picture 2"/>
+            <wp:cNvGraphicFramePr>
+              <a:graphicFrameLocks noChangeAspect="1"/>
+            </wp:cNvGraphicFramePr>
+            <a:graphic>
+              <a:graphicData uri="http://schemas.openxmlformats.org/drawingml/2006/picture">
+                <pic:pic>
+                  <pic:nvPicPr>
+                    <pic:cNvPr id="0" name="2253333735_d.jpg"/>
+                    <pic:cNvPicPr/>
+                  </pic:nvPicPr>
+                  <pic:blipFill>
+                    <a:blip r:embed="rId12"/>
+                    <a:stretch>
+                      <a:fillRect/>
+                    </a:stretch>
+                  </pic:blipFill>
+                  <pic:spPr>
+                    <a:xfrm>
+                      <a:off x="0" y="0"/>
+                      <a:ext cx="2460937" cy="2519999"/>
+                    </a:xfrm>
+                    <a:prstGeom prst="rect"/>
+                  </pic:spPr>
+                </pic:pic>
+              </a:graphicData>
+            </a:graphic>
+          </wp:inline>
+        </w:drawing>
+      </w:r>
+    </w:p>
+    <w:p>
+      <w:pPr>
+        <w:jc w:val="center"/>
+      </w:pPr>
+      <w:r>
+        <w:rPr>
+          <w:rFonts w:ascii="Times New Roman" w:hAnsi="Times New Roman" w:cs="Times New Roman"/>
+          <w:b/>
+          <w:bCs/>
+          <w:highlight w:val="yellow"/>
+          <w:lang w:val="tr-TR"/>
+        </w:rPr>
+        <w:t xml:space="preserve">Shutter id: 2253333735</w:t>
+      </w:r>
+    </w:p>
     <w:p>
       <w:r>
         <w:rPr>

--- a/dijital/dijital_tema-3-kim11.docx
+++ b/dijital/dijital_tema-3-kim11.docx
@@ -200,6 +200,70 @@
           <w:lang w:val="tr-TR"/>
         </w:rPr>
         <w:t xml:space="preserve">Nanoteknoloji, maddenin yaklaşık 1-100 nm boyutlarında incelenmesi ve bu boyutta ortaya çıkan farklı özelliklerin kullanılmasıdır. Nanoteknolojik ürünler sağlık, tekstil, gıda, enerji ve elektronik gibi alanlarda fayda sağlarken nanoparçacıkların çevreye ve canlılara olası etkileri araştırılmaktadır. Bu nedenle nanoteknolojik ürünler sağlık, güvenlik, etik ve sürdürülebilirlik açılarından birlikte değerlendirilmelidir.</w:t>
+      </w:r>
+    </w:p>
+    <w:p>
+      <w:pPr>
+        <w:jc w:val="center"/>
+      </w:pPr>
+      <w:r>
+        <w:drawing>
+          <wp:inline xmlns:a="http://schemas.openxmlformats.org/drawingml/2006/main" xmlns:pic="http://schemas.openxmlformats.org/drawingml/2006/picture">
+            <wp:extent cx="2628000" cy="2518246"/>
+            <wp:docPr id="3" name="Picture 3"/>
+            <wp:cNvGraphicFramePr>
+              <a:graphicFrameLocks noChangeAspect="1"/>
+            </wp:cNvGraphicFramePr>
+            <a:graphic>
+              <a:graphicData uri="http://schemas.openxmlformats.org/drawingml/2006/picture">
+                <pic:pic>
+                  <pic:nvPicPr>
+                    <pic:cNvPr id="0" name="k11_32_nanometre_olcegi.png"/>
+                    <pic:cNvPicPr/>
+                  </pic:nvPicPr>
+                  <pic:blipFill>
+                    <a:blip r:embed="rId13"/>
+                    <a:stretch>
+                      <a:fillRect/>
+                    </a:stretch>
+                  </pic:blipFill>
+                  <pic:spPr>
+                    <a:xfrm>
+                      <a:off x="0" y="0"/>
+                      <a:ext cx="2628000" cy="2518246"/>
+                    </a:xfrm>
+                    <a:prstGeom prst="rect"/>
+                  </pic:spPr>
+                </pic:pic>
+              </a:graphicData>
+            </a:graphic>
+          </wp:inline>
+        </w:drawing>
+      </w:r>
+    </w:p>
+    <w:p>
+      <w:pPr>
+        <w:jc w:val="center"/>
+        <w:rPr>
+          <w:rFonts w:ascii="Times New Roman" w:hAnsi="Times New Roman" w:cs="Times New Roman"/>
+          <w:lang w:val="tr-TR"/>
+        </w:rPr>
+      </w:pPr>
+      <w:r>
+        <w:rPr>
+          <w:rFonts w:ascii="Times New Roman" w:hAnsi="Times New Roman" w:cs="Times New Roman"/>
+          <w:b/>
+          <w:bCs/>
+          <w:lang w:val="tr-TR"/>
+        </w:rPr>
+        <w:t xml:space="preserve">Görsel: Nanometre ölçeği</w:t>
+      </w:r>
+      <w:r>
+        <w:rPr>
+          <w:rFonts w:ascii="Times New Roman" w:hAnsi="Times New Roman" w:cs="Times New Roman"/>
+          <w:lang w:val="tr-TR"/>
+        </w:rPr>
+        <w:t xml:space="preserve"/>
       </w:r>
     </w:p>
     <w:p>
